--- a/NexaTest Final Document.docx
+++ b/NexaTest Final Document.docx
@@ -5030,6 +5030,75 @@
           <w14:ligatures w14:val="none"/>
         </w:rPr>
         <w:t>Microservices based architecture</w:t>
+      </w:r>
+    </w:p>
+    <w:p>
+      <w:pPr>
+        <w:pStyle w:val="ListParagraph"/>
+        <w:numPr>
+          <w:ilvl w:val="0"/>
+          <w:numId w:val="1"/>
+        </w:numPr>
+        <w:spacing w:after="0"/>
+        <w:rPr>
+          <w:rFonts w:eastAsia="Times New Roman" w:cstheme="minorHAnsi"/>
+          <w:kern w:val="0"/>
+          <w:lang w:eastAsia="en-GB"/>
+          <w14:ligatures w14:val="none"/>
+        </w:rPr>
+      </w:pPr>
+      <w:r>
+        <w:rPr>
+          <w:rFonts w:eastAsia="Times New Roman" w:cstheme="minorHAnsi"/>
+          <w:kern w:val="0"/>
+          <w:lang w:eastAsia="en-GB"/>
+          <w14:ligatures w14:val="none"/>
+        </w:rPr>
+        <w:t>How to run locally</w:t>
+      </w:r>
+    </w:p>
+    <w:p>
+      <w:pPr>
+        <w:pStyle w:val="ListParagraph"/>
+        <w:numPr>
+          <w:ilvl w:val="1"/>
+          <w:numId w:val="1"/>
+        </w:numPr>
+        <w:rPr>
+          <w:rFonts w:eastAsia="Times New Roman" w:cstheme="minorHAnsi"/>
+          <w:kern w:val="0"/>
+          <w:lang w:eastAsia="en-GB"/>
+          <w14:ligatures w14:val="none"/>
+        </w:rPr>
+      </w:pPr>
+      <w:r>
+        <w:rPr>
+          <w:rFonts w:eastAsia="Times New Roman" w:cstheme="minorHAnsi"/>
+          <w:kern w:val="0"/>
+          <w:lang w:eastAsia="en-GB"/>
+          <w14:ligatures w14:val="none"/>
+        </w:rPr>
+        <w:t xml:space="preserve">The Streamlit then should run </w:t>
+      </w:r>
+      <w:proofErr w:type="spellStart"/>
+      <w:r>
+        <w:rPr>
+          <w:rFonts w:eastAsia="Times New Roman" w:cstheme="minorHAnsi"/>
+          <w:kern w:val="0"/>
+          <w:lang w:eastAsia="en-GB"/>
+          <w14:ligatures w14:val="none"/>
+        </w:rPr>
+        <w:t>streamlit</w:t>
+      </w:r>
+      <w:proofErr w:type="spellEnd"/>
+      <w:r>
+        <w:rPr>
+          <w:rFonts w:eastAsia="Times New Roman" w:cstheme="minorHAnsi"/>
+          <w:kern w:val="0"/>
+          <w:lang w:eastAsia="en-GB"/>
+          <w14:ligatures w14:val="none"/>
+        </w:rPr>
+        <w:t xml:space="preserve"> run src/srs_app.py</w:t>
       </w:r>
     </w:p>
     <w:p>
@@ -6942,7 +7011,6 @@
   <w:style w:type="character" w:default="1" w:styleId="DefaultParagraphFont">
     <w:name w:val="Default Paragraph Font"/>
     <w:uiPriority w:val="1"/>
-    <w:semiHidden/>
     <w:unhideWhenUsed/>
   </w:style>
   <w:style w:type="table" w:default="1" w:styleId="TableNormal">
@@ -7323,6 +7391,36 @@
     <w:uiPriority w:val="99"/>
     <w:rsid w:val="007876FA"/>
   </w:style>
+  <w:style w:type="paragraph" w:styleId="HTMLPreformatted">
+    <w:name w:val="HTML Preformatted"/>
+    <w:basedOn w:val="Normal"/>
+    <w:link w:val="HTMLPreformattedChar"/>
+    <w:uiPriority w:val="99"/>
+    <w:semiHidden/>
+    <w:unhideWhenUsed/>
+    <w:rsid w:val="002C43AC"/>
+    <w:pPr>
+      <w:spacing w:after="0" w:line="240" w:lineRule="auto"/>
+    </w:pPr>
+    <w:rPr>
+      <w:rFonts w:ascii="Consolas" w:hAnsi="Consolas"/>
+      <w:sz w:val="20"/>
+      <w:szCs w:val="20"/>
+    </w:rPr>
+  </w:style>
+  <w:style w:type="character" w:customStyle="1" w:styleId="HTMLPreformattedChar">
+    <w:name w:val="HTML Preformatted Char"/>
+    <w:basedOn w:val="DefaultParagraphFont"/>
+    <w:link w:val="HTMLPreformatted"/>
+    <w:uiPriority w:val="99"/>
+    <w:semiHidden/>
+    <w:rsid w:val="002C43AC"/>
+    <w:rPr>
+      <w:rFonts w:ascii="Consolas" w:hAnsi="Consolas"/>
+      <w:sz w:val="20"/>
+      <w:szCs w:val="20"/>
+    </w:rPr>
+  </w:style>
 </w:styles>
 </file>
 
